--- a/media/R4444/final_seitai/测试问题单.docx
+++ b/media/R4444/final_seitai/测试问题单.docx
@@ -1917,7 +1917,7 @@
                     <w:rFonts w:hint="eastAsia"/>
                     <w:szCs w:val="21"/>
                   </w:rPr>
-                  <w:t xml:space="preserve">测试项目软件123/V1.1</w:t>
+                  <w:t xml:space="preserve"/>
                 </w:r>
               </w:p>
             </w:tc>
@@ -1968,7 +1968,7 @@
                   <w:jc w:val="left"/>
                 </w:pPr>
                 <w:r>
-                  <w:t xml:space="preserve">无关联问题单看</w:t>
+                  <w:t xml:space="preserve">111</w:t>
                 </w:r>
               </w:p>
             </w:tc>
@@ -2099,7 +2099,7 @@
                     <w:rFonts w:hint="eastAsia"/>
                     <w:szCs w:val="21"/>
                   </w:rPr>
-                  <w:t xml:space="preserve">YL_FT_CSHG_001</w:t>
+                  <w:t xml:space="preserve"/>
                 </w:r>
               </w:p>
             </w:tc>
@@ -2654,7 +2654,7 @@
                   <w:t xml:space="preserve"/>
                 </w:r>
                 <w:r>
-                  <w:t>□</w:t>
+                  <w:t>■</w:t>
                 </w:r>
                 <w:r>
                   <w:rPr>
@@ -2696,7 +2696,7 @@
                   <w:t xml:space="preserve"/>
                 </w:r>
                 <w:r>
-                  <w:t>■</w:t>
+                  <w:t>□</w:t>
                 </w:r>
                 <w:r>
                   <w:rPr>
@@ -2825,7 +2825,7 @@
                     <w:rFonts w:hint="eastAsia"/>
                     <w:lang w:bidi="ar"/>
                   </w:rPr>
-                  <w:t xml:space="preserve">PDPU和软件的协议-1.1.1章节:</w:t>
+                  <w:t xml:space="preserve"/>
                 </w:r>
               </w:p>
               <w:p>
@@ -2882,7 +2882,7 @@
                     <w:rFonts w:hint="eastAsia"/>
                     <w:szCs w:val="21"/>
                   </w:rPr>
-                  <w:t xml:space="preserve">123</w:t>
+                  <w:t xml:space="preserve">11</w:t>
                 </w:r>
                 <w:r>
                   <w:rPr>
@@ -2938,7 +2938,7 @@
                     <w:rFonts w:hint="eastAsia"/>
                     <w:szCs w:val="21"/>
                   </w:rPr>
-                  <w:t xml:space="preserve">123</w:t>
+                  <w:t xml:space="preserve"/>
                 </w:r>
                 <w:r>
                   <w:rPr>
@@ -3067,7 +3067,7 @@
                     <w:rFonts w:hint="eastAsia"/>
                     <w:szCs w:val="21"/>
                   </w:rPr>
-                  <w:t xml:space="preserve">None</w:t>
+                  <w:t xml:space="preserve">2024-07-06</w:t>
                 </w:r>
               </w:p>
             </w:tc>
@@ -3139,7 +3139,7 @@
                     <w:rFonts w:hint="eastAsia"/>
                     <w:szCs w:val="21"/>
                   </w:rPr>
-                  <w:t xml:space="preserve">123</w:t>
+                  <w:t xml:space="preserve"/>
                 </w:r>
               </w:p>
             </w:tc>
@@ -3195,7 +3195,7 @@
                     <w:rFonts w:hint="eastAsia"/>
                     <w:szCs w:val="21"/>
                   </w:rPr>
-                  <w:t xml:space="preserve">123</w:t>
+                  <w:t xml:space="preserve"/>
                 </w:r>
               </w:p>
             </w:tc>
@@ -3256,7 +3256,7 @@
                     <w:bCs/>
                     <w:szCs w:val="21"/>
                   </w:rPr>
-                  <w:t xml:space="preserve">123</w:t>
+                  <w:t xml:space="preserve"/>
                 </w:r>
               </w:p>
             </w:tc>
@@ -3377,7 +3377,7 @@
                   <w:rPr>
                     <w:rFonts w:hint="eastAsia"/>
                   </w:rPr>
-                  <w:t xml:space="preserve">None</w:t>
+                  <w:t xml:space="preserve">2024-07-07</w:t>
                 </w:r>
               </w:p>
             </w:tc>
@@ -3435,7 +3435,7 @@
                     <w:rFonts w:hint="eastAsia"/>
                     <w:szCs w:val="21"/>
                   </w:rPr>
-                  <w:t xml:space="preserve">123</w:t>
+                  <w:t xml:space="preserve"/>
                 </w:r>
               </w:p>
             </w:tc>
@@ -3557,7 +3557,1875 @@
                     <w:rFonts w:hint="eastAsia"/>
                     <w:szCs w:val="21"/>
                   </w:rPr>
-                  <w:t xml:space="preserve">2024-09-03</w:t>
+                  <w:t xml:space="preserve">2024-09-05</w:t>
+                </w:r>
+              </w:p>
+            </w:tc>
+          </w:tr>
+          <w:tr>
+            <w:trPr>
+              <w:trHeight w:val="567"/>
+            </w:trPr>
+            <w:tc>
+              <w:tcPr>
+                <w:tcW w:w="1758" w:type="dxa"/>
+                <w:gridSpan w:val="2"/>
+              </w:tcPr>
+              <w:p>
+                <w:pPr>
+                  <w:jc w:val="center"/>
+                  <w:rPr>
+                    <w:rFonts w:ascii="黑体" w:eastAsia="黑体" w:hAnsi="黑体"/>
+                    <w:bCs/>
+                    <w:szCs w:val="21"/>
+                  </w:rPr>
+                </w:pPr>
+                <w:r>
+                  <w:rPr>
+                    <w:rFonts w:ascii="黑体" w:eastAsia="黑体" w:hAnsi="黑体" w:hint="eastAsia"/>
+                    <w:bCs/>
+                    <w:szCs w:val="21"/>
+                  </w:rPr>
+                  <w:t>会  签</w:t>
+                </w:r>
+              </w:p>
+            </w:tc>
+            <w:tc>
+              <w:tcPr>
+                <w:tcW w:w="7282" w:type="dxa"/>
+                <w:gridSpan w:val="11"/>
+              </w:tcPr>
+              <w:p>
+                <w:pPr>
+                  <w:jc w:val="center"/>
+                  <w:rPr>
+                    <w:rFonts w:ascii="宋体" w:hAnsi="宋体"/>
+                    <w:szCs w:val="21"/>
+                  </w:rPr>
+                </w:pPr>
+              </w:p>
+            </w:tc>
+          </w:tr>
+        </w:tbl>
+        <w:p>
+          <w:pPr>
+            <w:rPr>
+              <w:iCs/>
+              <w:color w:val="FF0000"/>
+            </w:rPr>
+            <w:sectPr>
+              <w:headerReference w:type="even" r:id="rId8"/>
+              <w:footerReference w:type="even" r:id="rId9"/>
+              <w:type w:val="nextColumn"/>
+              <w:pgSz w:w="11906" w:h="16838" w:code="9"/>
+              <w:pgMar w:top="1418" w:right="1418" w:bottom="1418" w:left="1418" w:header="851" w:footer="992" w:gutter="0"/>
+              <w:cols w:space="425"/>
+              <w:docGrid w:type="lines" w:linePitch="312"/>
+            </w:sectPr>
+          </w:pPr>
+        </w:p>
+        <w:p>
+          <w:pPr>
+            <w:pStyle w:val="1"/>
+            <w:numPr>
+              <w:ilvl w:val="0"/>
+              <w:numId w:val="0"/>
+            </w:numPr>
+            <w:spacing w:before="0" w:after="0"/>
+            <w:jc w:val="center"/>
+            <w:rPr>
+              <w:b/>
+            </w:rPr>
+          </w:pPr>
+          <w:r>
+            <w:t>软件问题报告单</w:t>
+          </w:r>
+          <w:r>
+            <w:rPr>
+              <w:rFonts w:hint="eastAsia"/>
+              <w:b/>
+            </w:rPr>
+            <w:t xml:space="preserve">2</w:t>
+          </w:r>
+        </w:p>
+        <w:tbl>
+          <w:tblPr>
+            <w:tblStyle w:val="affa"/>
+            <w:tblW w:w="0" w:type="auto"/>
+            <w:tblLayout w:type="fixed"/>
+            <w:tblLook w:val="04A0" w:firstRow="1" w:lastRow="0" w:firstColumn="1" w:lastColumn="0" w:noHBand="0" w:noVBand="1"/>
+          </w:tblPr>
+          <w:tblGrid>
+            <w:gridCol w:w="1024"/>
+            <w:gridCol w:w="734"/>
+            <w:gridCol w:w="1195"/>
+            <w:gridCol w:w="472"/>
+            <w:gridCol w:w="127"/>
+            <w:gridCol w:w="602"/>
+            <w:gridCol w:w="651"/>
+            <w:gridCol w:w="579"/>
+            <w:gridCol w:w="1122"/>
+            <w:gridCol w:w="106"/>
+            <w:gridCol w:w="607"/>
+            <w:gridCol w:w="593"/>
+            <w:gridCol w:w="1228"/>
+          </w:tblGrid>
+          <w:tr>
+            <w:trPr>
+              <w:cnfStyle w:val="100000000000" w:firstRow="1" w:lastRow="0" w:firstColumn="0" w:lastColumn="0" w:oddVBand="0" w:evenVBand="0" w:oddHBand="0" w:evenHBand="0" w:firstRowFirstColumn="0" w:firstRowLastColumn="0" w:lastRowFirstColumn="0" w:lastRowLastColumn="0"/>
+              <w:trHeight w:val="567"/>
+            </w:trPr>
+            <w:tc>
+              <w:tcPr>
+                <w:tcW w:w="1758" w:type="dxa"/>
+                <w:gridSpan w:val="2"/>
+              </w:tcPr>
+              <w:p>
+                <w:pPr>
+                  <w:jc w:val="center"/>
+                  <w:rPr>
+                    <w:rFonts w:ascii="黑体" w:eastAsia="黑体" w:hAnsi="黑体"/>
+                    <w:bCs/>
+                    <w:szCs w:val="21"/>
+                  </w:rPr>
+                </w:pPr>
+                <w:r>
+                  <w:rPr>
+                    <w:rFonts w:ascii="黑体" w:eastAsia="黑体" w:hAnsi="黑体" w:hint="eastAsia"/>
+                    <w:bCs/>
+                    <w:szCs w:val="21"/>
+                  </w:rPr>
+                  <w:t>软件</w:t>
+                </w:r>
+                <w:r>
+                  <w:rPr>
+                    <w:rFonts w:ascii="黑体" w:eastAsia="黑体" w:hAnsi="黑体"/>
+                    <w:bCs/>
+                    <w:szCs w:val="21"/>
+                  </w:rPr>
+                  <w:t>名称</w:t>
+                </w:r>
+              </w:p>
+            </w:tc>
+            <w:tc>
+              <w:tcPr>
+                <w:tcW w:w="3047" w:type="dxa"/>
+                <w:gridSpan w:val="5"/>
+              </w:tcPr>
+              <w:p>
+                <w:pPr>
+                  <w:jc w:val="left"/>
+                  <w:rPr>
+                    <w:rFonts w:ascii="宋体" w:hAnsi="宋体"/>
+                  </w:rPr>
+                </w:pPr>
+                <w:r>
+                  <w:rPr>
+                    <w:rFonts w:hint="eastAsia"/>
+                    <w:szCs w:val="21"/>
+                  </w:rPr>
+                  <w:t xml:space="preserve">测试项目</w:t>
+                </w:r>
+              </w:p>
+            </w:tc>
+            <w:tc>
+              <w:tcPr>
+                <w:tcW w:w="1701" w:type="dxa"/>
+                <w:gridSpan w:val="2"/>
+              </w:tcPr>
+              <w:p>
+                <w:pPr>
+                  <w:jc w:val="center"/>
+                  <w:rPr>
+                    <w:rFonts w:ascii="黑体" w:eastAsia="黑体" w:hAnsi="黑体"/>
+                    <w:bCs/>
+                    <w:szCs w:val="21"/>
+                  </w:rPr>
+                </w:pPr>
+                <w:r>
+                  <w:rPr>
+                    <w:rFonts w:ascii="黑体" w:eastAsia="黑体" w:hAnsi="黑体" w:hint="eastAsia"/>
+                    <w:bCs/>
+                    <w:szCs w:val="21"/>
+                  </w:rPr>
+                  <w:t>软件</w:t>
+                </w:r>
+                <w:r>
+                  <w:rPr>
+                    <w:rFonts w:ascii="黑体" w:eastAsia="黑体" w:hAnsi="黑体"/>
+                    <w:bCs/>
+                    <w:szCs w:val="21"/>
+                  </w:rPr>
+                  <w:t>标识</w:t>
+                </w:r>
+                <w:r>
+                  <w:rPr>
+                    <w:rFonts w:ascii="黑体" w:eastAsia="黑体" w:hAnsi="黑体" w:hint="eastAsia"/>
+                    <w:bCs/>
+                    <w:szCs w:val="21"/>
+                  </w:rPr>
+                  <w:t>/版本</w:t>
+                </w:r>
+              </w:p>
+            </w:tc>
+            <w:tc>
+              <w:tcPr>
+                <w:tcW w:w="2534" w:type="dxa"/>
+                <w:gridSpan w:val="4"/>
+              </w:tcPr>
+              <w:p>
+                <w:pPr>
+                  <w:jc w:val="center"/>
+                  <w:rPr>
+                    <w:szCs w:val="21"/>
+                  </w:rPr>
+                </w:pPr>
+                <w:r>
+                  <w:rPr>
+                    <w:rFonts w:hint="eastAsia"/>
+                    <w:szCs w:val="21"/>
+                  </w:rPr>
+                  <w:t xml:space="preserve">测试项目软件123/V1.1</w:t>
+                </w:r>
+              </w:p>
+            </w:tc>
+          </w:tr>
+          <w:tr>
+            <w:trPr>
+              <w:trHeight w:val="567"/>
+            </w:trPr>
+            <w:tc>
+              <w:tcPr>
+                <w:tcW w:w="1758" w:type="dxa"/>
+                <w:gridSpan w:val="2"/>
+              </w:tcPr>
+              <w:p>
+                <w:pPr>
+                  <w:jc w:val="center"/>
+                  <w:rPr>
+                    <w:rFonts w:ascii="宋体" w:hAnsi="宋体"/>
+                    <w:b/>
+                    <w:szCs w:val="21"/>
+                  </w:rPr>
+                </w:pPr>
+                <w:r>
+                  <w:rPr>
+                    <w:rFonts w:ascii="宋体" w:hAnsi="宋体" w:hint="eastAsia"/>
+                    <w:b/>
+                    <w:szCs w:val="21"/>
+                  </w:rPr>
+                  <w:t>问题</w:t>
+                </w:r>
+                <w:r>
+                  <w:rPr>
+                    <w:rFonts w:ascii="宋体" w:hAnsi="宋体"/>
+                    <w:b/>
+                    <w:szCs w:val="21"/>
+                  </w:rPr>
+                  <w:t>名称</w:t>
+                </w:r>
+              </w:p>
+            </w:tc>
+            <w:tc>
+              <w:tcPr>
+                <w:tcW w:w="3047" w:type="dxa"/>
+                <w:gridSpan w:val="5"/>
+              </w:tcPr>
+              <w:p>
+                <w:pPr>
+                  <w:jc w:val="left"/>
+                </w:pPr>
+                <w:r>
+                  <w:t xml:space="preserve">新增WTDDDD</w:t>
+                </w:r>
+              </w:p>
+            </w:tc>
+            <w:tc>
+              <w:tcPr>
+                <w:tcW w:w="1701" w:type="dxa"/>
+                <w:gridSpan w:val="2"/>
+              </w:tcPr>
+              <w:p>
+                <w:pPr>
+                  <w:jc w:val="center"/>
+                  <w:rPr>
+                    <w:rFonts w:ascii="宋体" w:hAnsi="宋体"/>
+                    <w:b/>
+                    <w:szCs w:val="21"/>
+                  </w:rPr>
+                </w:pPr>
+                <w:r>
+                  <w:rPr>
+                    <w:rFonts w:ascii="黑体" w:eastAsia="黑体" w:hAnsi="黑体" w:hint="eastAsia"/>
+                    <w:bCs/>
+                    <w:szCs w:val="21"/>
+                  </w:rPr>
+                  <w:t>问题</w:t>
+                </w:r>
+                <w:r>
+                  <w:rPr>
+                    <w:rFonts w:ascii="黑体" w:eastAsia="黑体" w:hAnsi="黑体"/>
+                    <w:bCs/>
+                    <w:szCs w:val="21"/>
+                  </w:rPr>
+                  <w:t>标识</w:t>
+                </w:r>
+              </w:p>
+            </w:tc>
+            <w:tc>
+              <w:tcPr>
+                <w:tcW w:w="2534" w:type="dxa"/>
+                <w:gridSpan w:val="4"/>
+              </w:tcPr>
+              <w:p>
+                <w:pPr>
+                  <w:jc w:val="center"/>
+                  <w:rPr>
+                    <w:szCs w:val="21"/>
+                  </w:rPr>
+                </w:pPr>
+                <w:r>
+                  <w:rPr>
+                    <w:szCs w:val="21"/>
+                  </w:rPr>
+                  <w:t>PT_</w:t>
+                </w:r>
+                <w:r>
+                  <w:rPr>
+                    <w:rFonts w:hint="eastAsia"/>
+                    <w:szCs w:val="21"/>
+                  </w:rPr>
+                  <w:t xml:space="preserve">R4444</w:t>
+                </w:r>
+                <w:r>
+                  <w:rPr>
+                    <w:szCs w:val="21"/>
+                  </w:rPr>
+                  <w:t>_</w:t>
+                </w:r>
+                <w:r>
+                  <w:rPr>
+                    <w:rFonts w:hint="eastAsia"/>
+                    <w:szCs w:val="21"/>
+                  </w:rPr>
+                  <w:t xml:space="preserve">2</w:t>
+                </w:r>
+              </w:p>
+            </w:tc>
+          </w:tr>
+          <w:tr>
+            <w:trPr>
+              <w:trHeight w:val="567"/>
+            </w:trPr>
+            <w:tc>
+              <w:tcPr>
+                <w:tcW w:w="1758" w:type="dxa"/>
+                <w:gridSpan w:val="2"/>
+              </w:tcPr>
+              <w:p>
+                <w:pPr>
+                  <w:jc w:val="center"/>
+                  <w:rPr>
+                    <w:rFonts w:ascii="宋体" w:hAnsi="宋体"/>
+                    <w:b/>
+                    <w:szCs w:val="21"/>
+                  </w:rPr>
+                </w:pPr>
+                <w:r>
+                  <w:rPr>
+                    <w:rFonts w:ascii="宋体" w:hAnsi="宋体" w:hint="eastAsia"/>
+                    <w:b/>
+                    <w:szCs w:val="21"/>
+                  </w:rPr>
+                  <w:t>问题</w:t>
+                </w:r>
+                <w:r>
+                  <w:rPr>
+                    <w:rFonts w:ascii="宋体" w:hAnsi="宋体"/>
+                    <w:b/>
+                    <w:szCs w:val="21"/>
+                  </w:rPr>
+                  <w:t>追踪</w:t>
+                </w:r>
+              </w:p>
+            </w:tc>
+            <w:tc>
+              <w:tcPr>
+                <w:tcW w:w="7282" w:type="dxa"/>
+                <w:gridSpan w:val="11"/>
+              </w:tcPr>
+              <w:p>
+                <w:pPr>
+                  <w:jc w:val="left"/>
+                  <w:rPr>
+                    <w:rFonts w:ascii="宋体" w:hAnsi="宋体"/>
+                    <w:szCs w:val="21"/>
+                  </w:rPr>
+                </w:pPr>
+                <w:r>
+                  <w:rPr>
+                    <w:rFonts w:hint="eastAsia"/>
+                    <w:szCs w:val="21"/>
+                  </w:rPr>
+                  <w:t xml:space="preserve">YL_FT_CSHG_001</w:t>
+                </w:r>
+              </w:p>
+            </w:tc>
+          </w:tr>
+          <w:tr>
+            <w:trPr>
+              <w:trHeight w:val="728"/>
+            </w:trPr>
+            <w:tc>
+              <w:tcPr>
+                <w:tcW w:w="1024" w:type="dxa"/>
+                <w:vMerge w:val="restart"/>
+              </w:tcPr>
+              <w:p>
+                <w:pPr>
+                  <w:jc w:val="center"/>
+                  <w:rPr>
+                    <w:rFonts w:ascii="黑体" w:eastAsia="黑体" w:hAnsi="黑体"/>
+                    <w:bCs/>
+                    <w:szCs w:val="21"/>
+                  </w:rPr>
+                </w:pPr>
+                <w:r>
+                  <w:rPr>
+                    <w:rFonts w:ascii="黑体" w:eastAsia="黑体" w:hAnsi="黑体" w:hint="eastAsia"/>
+                    <w:bCs/>
+                    <w:szCs w:val="21"/>
+                  </w:rPr>
+                  <w:t>问</w:t>
+                </w:r>
+              </w:p>
+              <w:p>
+                <w:pPr>
+                  <w:jc w:val="center"/>
+                  <w:rPr>
+                    <w:rFonts w:ascii="黑体" w:eastAsia="黑体" w:hAnsi="黑体"/>
+                    <w:bCs/>
+                    <w:szCs w:val="21"/>
+                  </w:rPr>
+                </w:pPr>
+                <w:r>
+                  <w:rPr>
+                    <w:rFonts w:ascii="黑体" w:eastAsia="黑体" w:hAnsi="黑体" w:hint="eastAsia"/>
+                    <w:bCs/>
+                    <w:szCs w:val="21"/>
+                  </w:rPr>
+                  <w:t>题</w:t>
+                </w:r>
+              </w:p>
+              <w:p>
+                <w:pPr>
+                  <w:jc w:val="center"/>
+                  <w:rPr>
+                    <w:rFonts w:ascii="黑体" w:eastAsia="黑体" w:hAnsi="黑体"/>
+                    <w:bCs/>
+                    <w:szCs w:val="21"/>
+                  </w:rPr>
+                </w:pPr>
+                <w:r>
+                  <w:rPr>
+                    <w:rFonts w:ascii="黑体" w:eastAsia="黑体" w:hAnsi="黑体"/>
+                    <w:bCs/>
+                    <w:szCs w:val="21"/>
+                  </w:rPr>
+                  <w:t>性</w:t>
+                </w:r>
+              </w:p>
+              <w:p>
+                <w:pPr>
+                  <w:jc w:val="center"/>
+                  <w:rPr>
+                    <w:rFonts w:ascii="黑体" w:eastAsia="黑体" w:hAnsi="黑体"/>
+                    <w:bCs/>
+                    <w:szCs w:val="21"/>
+                  </w:rPr>
+                </w:pPr>
+                <w:r>
+                  <w:rPr>
+                    <w:rFonts w:ascii="黑体" w:eastAsia="黑体" w:hAnsi="黑体"/>
+                    <w:bCs/>
+                    <w:szCs w:val="21"/>
+                  </w:rPr>
+                  <w:t>质</w:t>
+                </w:r>
+              </w:p>
+            </w:tc>
+            <w:tc>
+              <w:tcPr>
+                <w:tcW w:w="734" w:type="dxa"/>
+              </w:tcPr>
+              <w:p>
+                <w:pPr>
+                  <w:jc w:val="center"/>
+                  <w:rPr>
+                    <w:rFonts w:ascii="黑体" w:eastAsia="黑体" w:hAnsi="黑体"/>
+                    <w:bCs/>
+                    <w:szCs w:val="21"/>
+                  </w:rPr>
+                </w:pPr>
+                <w:r>
+                  <w:rPr>
+                    <w:rFonts w:ascii="黑体" w:eastAsia="黑体" w:hAnsi="黑体" w:hint="eastAsia"/>
+                    <w:bCs/>
+                    <w:szCs w:val="21"/>
+                  </w:rPr>
+                  <w:t>类</w:t>
+                </w:r>
+              </w:p>
+              <w:p>
+                <w:pPr>
+                  <w:jc w:val="center"/>
+                  <w:rPr>
+                    <w:rFonts w:ascii="黑体" w:eastAsia="黑体" w:hAnsi="黑体"/>
+                    <w:bCs/>
+                    <w:szCs w:val="21"/>
+                  </w:rPr>
+                </w:pPr>
+                <w:r>
+                  <w:rPr>
+                    <w:rFonts w:ascii="黑体" w:eastAsia="黑体" w:hAnsi="黑体" w:hint="eastAsia"/>
+                    <w:bCs/>
+                    <w:szCs w:val="21"/>
+                  </w:rPr>
+                  <w:t>别</w:t>
+                </w:r>
+              </w:p>
+            </w:tc>
+            <w:tc>
+              <w:tcPr>
+                <w:tcW w:w="1195" w:type="dxa"/>
+              </w:tcPr>
+              <w:p>
+                <w:pPr>
+                  <w:jc w:val="center"/>
+                  <w:rPr>
+                    <w:rFonts w:ascii="宋体" w:hAnsi="宋体"/>
+                    <w:szCs w:val="21"/>
+                  </w:rPr>
+                </w:pPr>
+                <w:r>
+                  <w:rPr>
+                    <w:rFonts w:hint="eastAsia"/>
+                  </w:rPr>
+                  <w:t xml:space="preserve"/>
+                </w:r>
+                <w:r>
+                  <w:t xml:space="preserve"/>
+                </w:r>
+                <w:r>
+                  <w:t>□</w:t>
+                </w:r>
+                <w:r>
+                  <w:rPr>
+                    <w:rFonts w:hint="eastAsia"/>
+                  </w:rPr>
+                  <w:t xml:space="preserve"/>
+                </w:r>
+                <w:r>
+                  <w:t xml:space="preserve"/>
+                </w:r>
+                <w:r>
+                  <w:t>需求</w:t>
+                </w:r>
+                <w:r>
+                  <w:rPr>
+                    <w:szCs w:val="21"/>
+                  </w:rPr>
+                  <w:t>问题</w:t>
+                </w:r>
+              </w:p>
+            </w:tc>
+            <w:tc>
+              <w:tcPr>
+                <w:tcW w:w="1201" w:type="dxa"/>
+                <w:gridSpan w:val="3"/>
+              </w:tcPr>
+              <w:p>
+                <w:pPr>
+                  <w:jc w:val="center"/>
+                  <w:rPr>
+                    <w:rFonts w:ascii="宋体" w:hAnsi="宋体"/>
+                    <w:szCs w:val="21"/>
+                  </w:rPr>
+                </w:pPr>
+                <w:r>
+                  <w:rPr>
+                    <w:rFonts w:hint="eastAsia"/>
+                  </w:rPr>
+                  <w:t xml:space="preserve"/>
+                </w:r>
+                <w:r>
+                  <w:t xml:space="preserve"/>
+                </w:r>
+                <w:r>
+                  <w:t>□</w:t>
+                </w:r>
+                <w:r>
+                  <w:rPr>
+                    <w:rFonts w:hint="eastAsia"/>
+                  </w:rPr>
+                  <w:t xml:space="preserve"/>
+                </w:r>
+                <w:r>
+                  <w:t xml:space="preserve"/>
+                </w:r>
+                <w:r>
+                  <w:rPr>
+                    <w:szCs w:val="21"/>
+                  </w:rPr>
+                  <w:t>设计问题</w:t>
+                </w:r>
+              </w:p>
+            </w:tc>
+            <w:tc>
+              <w:tcPr>
+                <w:tcW w:w="1230" w:type="dxa"/>
+                <w:gridSpan w:val="2"/>
+              </w:tcPr>
+              <w:p>
+                <w:pPr>
+                  <w:jc w:val="center"/>
+                  <w:rPr>
+                    <w:rFonts w:ascii="宋体" w:hAnsi="宋体"/>
+                    <w:szCs w:val="21"/>
+                  </w:rPr>
+                </w:pPr>
+                <w:r>
+                  <w:rPr>
+                    <w:rFonts w:hint="eastAsia"/>
+                  </w:rPr>
+                  <w:t xml:space="preserve"/>
+                </w:r>
+                <w:r>
+                  <w:t xml:space="preserve"/>
+                </w:r>
+                <w:r>
+                  <w:t>□</w:t>
+                </w:r>
+                <w:r>
+                  <w:rPr>
+                    <w:rFonts w:hint="eastAsia"/>
+                  </w:rPr>
+                  <w:t xml:space="preserve"/>
+                </w:r>
+                <w:r>
+                  <w:t xml:space="preserve"/>
+                </w:r>
+                <w:r>
+                  <w:rPr>
+                    <w:szCs w:val="21"/>
+                  </w:rPr>
+                  <w:t>文档问题</w:t>
+                </w:r>
+              </w:p>
+            </w:tc>
+            <w:tc>
+              <w:tcPr>
+                <w:tcW w:w="1228" w:type="dxa"/>
+                <w:gridSpan w:val="2"/>
+              </w:tcPr>
+              <w:p>
+                <w:pPr>
+                  <w:jc w:val="center"/>
+                  <w:rPr>
+                    <w:rFonts w:ascii="宋体" w:hAnsi="宋体"/>
+                    <w:szCs w:val="21"/>
+                  </w:rPr>
+                </w:pPr>
+                <w:r>
+                  <w:rPr>
+                    <w:rFonts w:hint="eastAsia"/>
+                  </w:rPr>
+                  <w:t xml:space="preserve"/>
+                </w:r>
+                <w:r>
+                  <w:t xml:space="preserve"/>
+                </w:r>
+                <w:r>
+                  <w:t>■</w:t>
+                </w:r>
+                <w:r>
+                  <w:rPr>
+                    <w:rFonts w:hint="eastAsia"/>
+                  </w:rPr>
+                  <w:t xml:space="preserve"/>
+                </w:r>
+                <w:r>
+                  <w:t xml:space="preserve"/>
+                </w:r>
+                <w:r>
+                  <w:t>编码</w:t>
+                </w:r>
+                <w:r>
+                  <w:rPr>
+                    <w:szCs w:val="21"/>
+                  </w:rPr>
+                  <w:t>问题</w:t>
+                </w:r>
+              </w:p>
+            </w:tc>
+            <w:tc>
+              <w:tcPr>
+                <w:tcW w:w="1200" w:type="dxa"/>
+                <w:gridSpan w:val="2"/>
+              </w:tcPr>
+              <w:p>
+                <w:pPr>
+                  <w:rPr>
+                    <w:rFonts w:ascii="宋体" w:hAnsi="宋体"/>
+                    <w:szCs w:val="21"/>
+                  </w:rPr>
+                </w:pPr>
+                <w:r>
+                  <w:rPr>
+                    <w:rFonts w:hint="eastAsia"/>
+                  </w:rPr>
+                  <w:t xml:space="preserve"/>
+                </w:r>
+                <w:r>
+                  <w:t xml:space="preserve"/>
+                </w:r>
+                <w:r>
+                  <w:t>□</w:t>
+                </w:r>
+                <w:r>
+                  <w:rPr>
+                    <w:rFonts w:hint="eastAsia"/>
+                  </w:rPr>
+                  <w:t xml:space="preserve"/>
+                </w:r>
+                <w:r>
+                  <w:t xml:space="preserve"/>
+                </w:r>
+                <w:r>
+                  <w:t>数据</w:t>
+                </w:r>
+                <w:r>
+                  <w:rPr>
+                    <w:szCs w:val="21"/>
+                  </w:rPr>
+                  <w:t>问题</w:t>
+                </w:r>
+              </w:p>
+            </w:tc>
+            <w:tc>
+              <w:tcPr>
+                <w:tcW w:w="1228" w:type="dxa"/>
+              </w:tcPr>
+              <w:p>
+                <w:pPr>
+                  <w:jc w:val="center"/>
+                  <w:rPr>
+                    <w:rFonts w:ascii="宋体" w:hAnsi="宋体"/>
+                    <w:szCs w:val="21"/>
+                  </w:rPr>
+                </w:pPr>
+                <w:r>
+                  <w:rPr>
+                    <w:rFonts w:hint="eastAsia"/>
+                  </w:rPr>
+                  <w:t xml:space="preserve"/>
+                </w:r>
+                <w:r>
+                  <w:t xml:space="preserve"/>
+                </w:r>
+                <w:r>
+                  <w:t>□</w:t>
+                </w:r>
+                <w:r>
+                  <w:rPr>
+                    <w:rFonts w:hint="eastAsia"/>
+                  </w:rPr>
+                  <w:t xml:space="preserve"/>
+                </w:r>
+                <w:r>
+                  <w:t xml:space="preserve"/>
+                </w:r>
+                <w:r>
+                  <w:rPr>
+                    <w:szCs w:val="21"/>
+                  </w:rPr>
+                  <w:t>其他问题</w:t>
+                </w:r>
+              </w:p>
+            </w:tc>
+          </w:tr>
+          <w:tr>
+            <w:trPr>
+              <w:trHeight w:val="666"/>
+            </w:trPr>
+            <w:tc>
+              <w:tcPr>
+                <w:tcW w:w="1024" w:type="dxa"/>
+                <w:vMerge/>
+              </w:tcPr>
+              <w:p>
+                <w:pPr>
+                  <w:jc w:val="center"/>
+                  <w:rPr>
+                    <w:rFonts w:ascii="黑体" w:eastAsia="黑体" w:hAnsi="黑体"/>
+                    <w:bCs/>
+                    <w:szCs w:val="21"/>
+                  </w:rPr>
+                </w:pPr>
+              </w:p>
+            </w:tc>
+            <w:tc>
+              <w:tcPr>
+                <w:tcW w:w="734" w:type="dxa"/>
+              </w:tcPr>
+              <w:p>
+                <w:pPr>
+                  <w:jc w:val="center"/>
+                  <w:rPr>
+                    <w:rFonts w:ascii="黑体" w:eastAsia="黑体" w:hAnsi="黑体"/>
+                    <w:bCs/>
+                    <w:szCs w:val="21"/>
+                  </w:rPr>
+                </w:pPr>
+                <w:r>
+                  <w:rPr>
+                    <w:rFonts w:ascii="黑体" w:eastAsia="黑体" w:hAnsi="黑体" w:hint="eastAsia"/>
+                    <w:bCs/>
+                    <w:szCs w:val="21"/>
+                  </w:rPr>
+                  <w:t>级</w:t>
+                </w:r>
+              </w:p>
+              <w:p>
+                <w:pPr>
+                  <w:jc w:val="center"/>
+                  <w:rPr>
+                    <w:rFonts w:ascii="黑体" w:eastAsia="黑体" w:hAnsi="黑体"/>
+                    <w:bCs/>
+                    <w:szCs w:val="21"/>
+                  </w:rPr>
+                </w:pPr>
+                <w:r>
+                  <w:rPr>
+                    <w:rFonts w:ascii="黑体" w:eastAsia="黑体" w:hAnsi="黑体" w:hint="eastAsia"/>
+                    <w:bCs/>
+                    <w:szCs w:val="21"/>
+                  </w:rPr>
+                  <w:t xml:space="preserve">别</w:t>
+                </w:r>
+              </w:p>
+            </w:tc>
+            <w:tc>
+              <w:tcPr>
+                <w:tcW w:w="1794" w:type="dxa"/>
+                <w:gridSpan w:val="3"/>
+              </w:tcPr>
+              <w:p>
+                <w:pPr>
+                  <w:jc w:val="center"/>
+                  <w:rPr>
+                    <w:rFonts w:ascii="宋体" w:hAnsi="宋体"/>
+                    <w:szCs w:val="21"/>
+                  </w:rPr>
+                </w:pPr>
+                <w:r>
+                  <w:rPr>
+                    <w:rFonts w:hint="eastAsia"/>
+                  </w:rPr>
+                  <w:t xml:space="preserve"/>
+                </w:r>
+                <w:r>
+                  <w:t xml:space="preserve"/>
+                </w:r>
+                <w:r>
+                  <w:t>□</w:t>
+                </w:r>
+                <w:r>
+                  <w:rPr>
+                    <w:rFonts w:hint="eastAsia"/>
+                  </w:rPr>
+                  <w:t xml:space="preserve"/>
+                </w:r>
+                <w:r>
+                  <w:t xml:space="preserve"/>
+                </w:r>
+                <w:r>
+                  <w:rPr>
+                    <w:szCs w:val="21"/>
+                  </w:rPr>
+                  <w:t xml:space="preserve">重大问题</w:t>
+                </w:r>
+              </w:p>
+            </w:tc>
+            <w:tc>
+              <w:tcPr>
+                <w:tcW w:w="1832" w:type="dxa"/>
+                <w:gridSpan w:val="3"/>
+              </w:tcPr>
+              <w:p>
+                <w:pPr>
+                  <w:jc w:val="center"/>
+                  <w:rPr>
+                    <w:rFonts w:ascii="宋体" w:hAnsi="宋体"/>
+                    <w:szCs w:val="21"/>
+                  </w:rPr>
+                </w:pPr>
+                <w:r>
+                  <w:rPr>
+                    <w:rFonts w:hint="eastAsia"/>
+                  </w:rPr>
+                  <w:t xml:space="preserve"/>
+                </w:r>
+                <w:r>
+                  <w:t xml:space="preserve"/>
+                </w:r>
+                <w:r>
+                  <w:t>■</w:t>
+                </w:r>
+                <w:r>
+                  <w:rPr>
+                    <w:rFonts w:hint="eastAsia"/>
+                  </w:rPr>
+                  <w:t xml:space="preserve"/>
+                </w:r>
+                <w:r>
+                  <w:t xml:space="preserve"/>
+                </w:r>
+                <w:r>
+                  <w:rPr>
+                    <w:szCs w:val="21"/>
+                  </w:rPr>
+                  <w:t xml:space="preserve">严重问题</w:t>
+                </w:r>
+              </w:p>
+            </w:tc>
+            <w:tc>
+              <w:tcPr>
+                <w:tcW w:w="1835" w:type="dxa"/>
+                <w:gridSpan w:val="3"/>
+              </w:tcPr>
+              <w:p>
+                <w:pPr>
+                  <w:jc w:val="center"/>
+                  <w:rPr>
+                    <w:rFonts w:ascii="宋体" w:hAnsi="宋体"/>
+                    <w:szCs w:val="21"/>
+                  </w:rPr>
+                </w:pPr>
+                <w:r>
+                  <w:rPr>
+                    <w:rFonts w:hint="eastAsia"/>
+                  </w:rPr>
+                  <w:t xml:space="preserve"/>
+                </w:r>
+                <w:r>
+                  <w:t xml:space="preserve"/>
+                </w:r>
+                <w:r>
+                  <w:t>□</w:t>
+                </w:r>
+                <w:r>
+                  <w:rPr>
+                    <w:rFonts w:hint="eastAsia"/>
+                  </w:rPr>
+                  <w:t xml:space="preserve"/>
+                </w:r>
+                <w:r>
+                  <w:t xml:space="preserve"/>
+                </w:r>
+                <w:r>
+                  <w:rPr>
+                    <w:szCs w:val="21"/>
+                  </w:rPr>
+                  <w:t xml:space="preserve">一般问题</w:t>
+                </w:r>
+              </w:p>
+            </w:tc>
+            <w:tc>
+              <w:tcPr>
+                <w:tcW w:w="1821" w:type="dxa"/>
+                <w:gridSpan w:val="2"/>
+              </w:tcPr>
+              <w:p>
+                <w:pPr>
+                  <w:jc w:val="center"/>
+                  <w:rPr>
+                    <w:rFonts w:ascii="宋体" w:hAnsi="宋体"/>
+                    <w:szCs w:val="21"/>
+                  </w:rPr>
+                </w:pPr>
+                <w:r>
+                  <w:rPr>
+                    <w:rFonts w:hint="eastAsia"/>
+                  </w:rPr>
+                  <w:t xml:space="preserve"/>
+                </w:r>
+                <w:r>
+                  <w:t xml:space="preserve"/>
+                </w:r>
+                <w:r>
+                  <w:t>□</w:t>
+                </w:r>
+                <w:r>
+                  <w:rPr>
+                    <w:rFonts w:hint="eastAsia"/>
+                  </w:rPr>
+                  <w:t xml:space="preserve"/>
+                </w:r>
+                <w:r>
+                  <w:t xml:space="preserve"/>
+                </w:r>
+                <w:r>
+                  <w:rPr>
+                    <w:szCs w:val="21"/>
+                  </w:rPr>
+                  <w:t>建议改进</w:t>
+                </w:r>
+              </w:p>
+            </w:tc>
+          </w:tr>
+          <w:tr>
+            <w:trPr>
+              <w:trHeight w:val="3144"/>
+            </w:trPr>
+            <w:tc>
+              <w:tcPr>
+                <w:tcW w:w="1758" w:type="dxa"/>
+                <w:gridSpan w:val="2"/>
+                <w:vMerge w:val="restart"/>
+              </w:tcPr>
+              <w:p>
+                <w:pPr>
+                  <w:jc w:val="center"/>
+                  <w:rPr>
+                    <w:rFonts w:ascii="黑体" w:eastAsia="黑体" w:hAnsi="黑体"/>
+                    <w:bCs/>
+                    <w:szCs w:val="21"/>
+                  </w:rPr>
+                </w:pPr>
+                <w:r>
+                  <w:rPr>
+                    <w:rFonts w:ascii="黑体" w:eastAsia="黑体" w:hAnsi="黑体" w:hint="eastAsia"/>
+                    <w:bCs/>
+                    <w:szCs w:val="21"/>
+                  </w:rPr>
+                  <w:t>问题</w:t>
+                </w:r>
+                <w:r>
+                  <w:rPr>
+                    <w:rFonts w:ascii="黑体" w:eastAsia="黑体" w:hAnsi="黑体"/>
+                    <w:bCs/>
+                    <w:szCs w:val="21"/>
+                  </w:rPr>
+                  <w:t>描述</w:t>
+                </w:r>
+                <w:r>
+                  <w:rPr>
+                    <w:rFonts w:ascii="黑体" w:eastAsia="黑体" w:hAnsi="黑体" w:hint="eastAsia"/>
+                    <w:bCs/>
+                    <w:szCs w:val="21"/>
+                  </w:rPr>
+                  <w:t>及</w:t>
+                </w:r>
+              </w:p>
+              <w:p>
+                <w:pPr>
+                  <w:jc w:val="center"/>
+                  <w:rPr>
+                    <w:rFonts w:ascii="黑体" w:eastAsia="黑体" w:hAnsi="黑体"/>
+                    <w:bCs/>
+                    <w:szCs w:val="21"/>
+                  </w:rPr>
+                </w:pPr>
+                <w:r>
+                  <w:rPr>
+                    <w:rFonts w:ascii="黑体" w:eastAsia="黑体" w:hAnsi="黑体"/>
+                    <w:bCs/>
+                    <w:szCs w:val="21"/>
+                  </w:rPr>
+                  <w:t>修改建议</w:t>
+                </w:r>
+              </w:p>
+            </w:tc>
+            <w:tc>
+              <w:tcPr>
+                <w:tcW w:w="7282" w:type="dxa"/>
+                <w:gridSpan w:val="11"/>
+              </w:tcPr>
+              <w:p>
+                <w:pPr>
+                  <w:jc w:val="left"/>
+                  <w:rPr>
+                    <w:i/>
+                    <w:color w:val="FF0000"/>
+                    <w:lang w:bidi="ar"/>
+                  </w:rPr>
+                </w:pPr>
+                <w:r>
+                  <w:rPr>
+                    <w:rFonts w:hint="eastAsia"/>
+                    <w:lang w:bidi="ar"/>
+                  </w:rPr>
+                  <w:t>【</w:t>
+                </w:r>
+                <w:r>
+                  <w:rPr>
+                    <w:lang w:bidi="ar"/>
+                  </w:rPr>
+                  <w:t>依据要求</w:t>
+                </w:r>
+                <w:r>
+                  <w:rPr>
+                    <w:rFonts w:hint="eastAsia"/>
+                    <w:lang w:bidi="ar"/>
+                  </w:rPr>
+                  <w:t>】</w:t>
+                </w:r>
+              </w:p>
+              <w:p>
+                <w:pPr>
+                  <w:rPr>
+                    <w:lang w:bidi="ar"/>
+                  </w:rPr>
+                </w:pPr>
+                <w:r>
+                  <w:rPr>
+                    <w:rFonts w:hint="eastAsia"/>
+                    <w:lang w:bidi="ar"/>
+                  </w:rPr>
+                  <w:t xml:space="preserve">PDPU和软件的协议1L-1.1.1章节:设计需求就是这样的</w:t>
+                </w:r>
+              </w:p>
+              <w:p>
+                <w:pPr>
+                  <w:rPr>
+                    <w:rFonts w:hint="eastAsia"/>
+                    <w:lang w:bidi="ar"/>
+                  </w:rPr>
+                </w:pPr>
+              </w:p>
+              <w:p>
+                <w:pPr>
+                  <w:rPr>
+                    <w:szCs w:val="21"/>
+                  </w:rPr>
+                </w:pPr>
+                <w:r>
+                  <w:rPr>
+                    <w:rFonts w:hint="eastAsia"/>
+                    <w:szCs w:val="21"/>
+                  </w:rPr>
+                  <w:t xml:space="preserve"/>
+                </w:r>
+                <w:r>
+                  <w:rPr>
+                    <w:rFonts w:hint="eastAsia"/>
+                    <w:szCs w:val="21"/>
+                  </w:rPr>
+                  <w:t xml:space="preserve">【问题操作】</w:t>
+                </w:r>
+                <w:r>
+                  <w:rPr>
+                    <w:rFonts w:hint="eastAsia"/>
+                    <w:szCs w:val="21"/>
+                  </w:rPr>
+                  <w:t xml:space="preserve"/>
+                </w:r>
+              </w:p>
+              <w:p>
+                <w:pPr>
+                  <w:rPr>
+                    <w:szCs w:val="21"/>
+                  </w:rPr>
+                </w:pPr>
+                <w:r>
+                  <w:rPr>
+                    <w:rFonts w:hint="eastAsia"/>
+                    <w:szCs w:val="21"/>
+                  </w:rPr>
+                  <w:t xml:space="preserve"/>
+                </w:r>
+                <w:r>
+                  <w:rPr>
+                    <w:rFonts w:hint="eastAsia"/>
+                    <w:szCs w:val="21"/>
+                  </w:rPr>
+                  <w:t xml:space="preserve"/>
+                </w:r>
+                <w:r>
+                  <w:rPr>
+                    <w:rFonts w:hint="eastAsia"/>
+                    <w:szCs w:val="21"/>
+                  </w:rPr>
+                  <w:t xml:space="preserve"/>
+                </w:r>
+              </w:p>
+              <w:p>
+                <w:pPr>
+                  <w:rPr>
+                    <w:szCs w:val="21"/>
+                  </w:rPr>
+                </w:pPr>
+                <w:r>
+                  <w:rPr>
+                    <w:rFonts w:hint="eastAsia"/>
+                    <w:szCs w:val="21"/>
+                  </w:rPr>
+                  <w:t xml:space="preserve"/>
+                </w:r>
+                <w:r>
+                  <w:rPr>
+                    <w:rFonts w:hint="eastAsia"/>
+                    <w:szCs w:val="21"/>
+                  </w:rPr>
+                  <w:t xml:space="preserve"/>
+                </w:r>
+              </w:p>
+              <w:p>
+                <w:pPr>
+                  <w:rPr>
+                    <w:szCs w:val="21"/>
+                  </w:rPr>
+                </w:pPr>
+                <w:r>
+                  <w:rPr>
+                    <w:rFonts w:hint="eastAsia"/>
+                    <w:szCs w:val="21"/>
+                  </w:rPr>
+                  <w:t xml:space="preserve">【问题影响】</w:t>
+                </w:r>
+              </w:p>
+              <w:p>
+                <w:pPr>
+                  <w:rPr>
+                    <w:szCs w:val="21"/>
+                  </w:rPr>
+                </w:pPr>
+                <w:r>
+                  <w:rPr>
+                    <w:rFonts w:hint="eastAsia"/>
+                    <w:szCs w:val="21"/>
+                  </w:rPr>
+                  <w:t xml:space="preserve"/>
+                </w:r>
+                <w:r>
+                  <w:rPr>
+                    <w:rFonts w:hint="eastAsia"/>
+                    <w:szCs w:val="21"/>
+                  </w:rPr>
+                  <w:t xml:space="preserve"/>
+                </w:r>
+              </w:p>
+            </w:tc>
+          </w:tr>
+          <w:tr>
+            <w:trPr>
+              <w:trHeight w:val="567"/>
+            </w:trPr>
+            <w:tc>
+              <w:tcPr>
+                <w:tcW w:w="1758" w:type="dxa"/>
+                <w:gridSpan w:val="2"/>
+                <w:vMerge/>
+              </w:tcPr>
+              <w:p>
+                <w:pPr>
+                  <w:jc w:val="center"/>
+                  <w:rPr>
+                    <w:rFonts w:ascii="黑体" w:eastAsia="黑体" w:hAnsi="黑体"/>
+                    <w:bCs/>
+                    <w:szCs w:val="21"/>
+                  </w:rPr>
+                </w:pPr>
+              </w:p>
+            </w:tc>
+            <w:tc>
+              <w:tcPr>
+                <w:tcW w:w="1667" w:type="dxa"/>
+                <w:gridSpan w:val="2"/>
+              </w:tcPr>
+              <w:p>
+                <w:pPr>
+                  <w:jc w:val="center"/>
+                  <w:rPr>
+                    <w:rFonts w:ascii="宋体" w:hAnsi="宋体"/>
+                    <w:b/>
+                    <w:szCs w:val="21"/>
+                  </w:rPr>
+                </w:pPr>
+                <w:r>
+                  <w:rPr>
+                    <w:rFonts w:ascii="黑体" w:eastAsia="黑体" w:hAnsi="黑体" w:hint="eastAsia"/>
+                    <w:bCs/>
+                    <w:szCs w:val="21"/>
+                  </w:rPr>
+                  <w:t>测试</w:t>
+                </w:r>
+                <w:r>
+                  <w:rPr>
+                    <w:rFonts w:ascii="黑体" w:eastAsia="黑体" w:hAnsi="黑体"/>
+                    <w:bCs/>
+                    <w:szCs w:val="21"/>
+                  </w:rPr>
+                  <w:t>人员</w:t>
+                </w:r>
+              </w:p>
+            </w:tc>
+            <w:tc>
+              <w:tcPr>
+                <w:tcW w:w="1959" w:type="dxa"/>
+                <w:gridSpan w:val="4"/>
+              </w:tcPr>
+              <w:p>
+                <w:pPr>
+                  <w:jc w:val="center"/>
+                  <w:rPr>
+                    <w:rFonts w:ascii="宋体" w:hAnsi="宋体"/>
+                    <w:szCs w:val="21"/>
+                  </w:rPr>
+                </w:pPr>
+                <w:r>
+                  <w:rPr>
+                    <w:rFonts w:hint="eastAsia"/>
+                    <w:szCs w:val="21"/>
+                  </w:rPr>
+                  <w:t xml:space="preserve">陈俊亦</w:t>
+                </w:r>
+              </w:p>
+            </w:tc>
+            <w:tc>
+              <w:tcPr>
+                <w:tcW w:w="1228" w:type="dxa"/>
+                <w:gridSpan w:val="2"/>
+              </w:tcPr>
+              <w:p>
+                <w:pPr>
+                  <w:jc w:val="center"/>
+                  <w:rPr>
+                    <w:rFonts w:ascii="宋体" w:hAnsi="宋体"/>
+                    <w:b/>
+                    <w:szCs w:val="21"/>
+                  </w:rPr>
+                </w:pPr>
+                <w:r>
+                  <w:rPr>
+                    <w:rFonts w:ascii="黑体" w:eastAsia="黑体" w:hAnsi="黑体" w:hint="eastAsia"/>
+                    <w:bCs/>
+                    <w:szCs w:val="21"/>
+                  </w:rPr>
+                  <w:t>日  期</w:t>
+                </w:r>
+              </w:p>
+            </w:tc>
+            <w:tc>
+              <w:tcPr>
+                <w:tcW w:w="2428" w:type="dxa"/>
+                <w:gridSpan w:val="3"/>
+              </w:tcPr>
+              <w:p>
+                <w:pPr>
+                  <w:jc w:val="center"/>
+                  <w:rPr>
+                    <w:rFonts w:ascii="宋体" w:hAnsi="宋体"/>
+                    <w:szCs w:val="21"/>
+                  </w:rPr>
+                </w:pPr>
+                <w:r>
+                  <w:rPr>
+                    <w:rFonts w:hint="eastAsia"/>
+                    <w:szCs w:val="21"/>
+                  </w:rPr>
+                  <w:t xml:space="preserve">2024-07-06</w:t>
+                </w:r>
+              </w:p>
+            </w:tc>
+          </w:tr>
+          <w:tr>
+            <w:trPr>
+              <w:trHeight w:val="1114"/>
+            </w:trPr>
+            <w:tc>
+              <w:tcPr>
+                <w:tcW w:w="1758" w:type="dxa"/>
+                <w:gridSpan w:val="2"/>
+                <w:vMerge w:val="restart"/>
+              </w:tcPr>
+              <w:p>
+                <w:pPr>
+                  <w:jc w:val="center"/>
+                  <w:rPr>
+                    <w:rFonts w:ascii="黑体" w:eastAsia="黑体" w:hAnsi="黑体"/>
+                    <w:bCs/>
+                    <w:szCs w:val="21"/>
+                  </w:rPr>
+                </w:pPr>
+                <w:r>
+                  <w:rPr>
+                    <w:rFonts w:ascii="黑体" w:eastAsia="黑体" w:hAnsi="黑体" w:hint="eastAsia"/>
+                    <w:bCs/>
+                    <w:szCs w:val="21"/>
+                  </w:rPr>
+                  <w:t>研制方</w:t>
+                </w:r>
+                <w:r>
+                  <w:rPr>
+                    <w:rFonts w:ascii="黑体" w:eastAsia="黑体" w:hAnsi="黑体"/>
+                    <w:bCs/>
+                    <w:szCs w:val="21"/>
+                  </w:rPr>
+                  <w:t>处理意见</w:t>
+                </w:r>
+              </w:p>
+            </w:tc>
+            <w:tc>
+              <w:tcPr>
+                <w:tcW w:w="7282" w:type="dxa"/>
+                <w:gridSpan w:val="11"/>
+              </w:tcPr>
+              <w:p>
+                <w:pPr>
+                  <w:rPr>
+                    <w:szCs w:val="21"/>
+                  </w:rPr>
+                </w:pPr>
+                <w:r>
+                  <w:rPr>
+                    <w:rFonts w:hint="eastAsia"/>
+                    <w:szCs w:val="21"/>
+                  </w:rPr>
+                  <w:t xml:space="preserve">【原因分析】</w:t>
+                </w:r>
+              </w:p>
+              <w:p>
+                <w:pPr>
+                  <w:rPr>
+                    <w:szCs w:val="21"/>
+                  </w:rPr>
+                </w:pPr>
+                <w:r>
+                  <w:rPr>
+                    <w:rFonts w:hint="eastAsia"/>
+                    <w:szCs w:val="21"/>
+                  </w:rPr>
+                  <w:t xml:space="preserve"/>
+                </w:r>
+              </w:p>
+            </w:tc>
+          </w:tr>
+          <w:tr>
+            <w:trPr>
+              <w:trHeight w:val="1132"/>
+            </w:trPr>
+            <w:tc>
+              <w:tcPr>
+                <w:tcW w:w="1758" w:type="dxa"/>
+                <w:gridSpan w:val="2"/>
+                <w:vMerge/>
+              </w:tcPr>
+              <w:p>
+                <w:pPr>
+                  <w:jc w:val="center"/>
+                  <w:rPr>
+                    <w:rFonts w:ascii="黑体" w:eastAsia="黑体" w:hAnsi="黑体"/>
+                    <w:bCs/>
+                    <w:szCs w:val="21"/>
+                  </w:rPr>
+                </w:pPr>
+              </w:p>
+            </w:tc>
+            <w:tc>
+              <w:tcPr>
+                <w:tcW w:w="7282" w:type="dxa"/>
+                <w:gridSpan w:val="11"/>
+              </w:tcPr>
+              <w:p>
+                <w:pPr>
+                  <w:rPr>
+                    <w:szCs w:val="21"/>
+                  </w:rPr>
+                </w:pPr>
+                <w:r>
+                  <w:rPr>
+                    <w:rFonts w:hint="eastAsia"/>
+                    <w:szCs w:val="21"/>
+                  </w:rPr>
+                  <w:t xml:space="preserve">【影响域分析】</w:t>
+                </w:r>
+              </w:p>
+              <w:p>
+                <w:pPr>
+                  <w:rPr>
+                    <w:szCs w:val="21"/>
+                  </w:rPr>
+                </w:pPr>
+                <w:r>
+                  <w:rPr>
+                    <w:rFonts w:hint="eastAsia"/>
+                    <w:szCs w:val="21"/>
+                  </w:rPr>
+                  <w:t xml:space="preserve"/>
+                </w:r>
+              </w:p>
+            </w:tc>
+          </w:tr>
+          <w:tr>
+            <w:trPr>
+              <w:trHeight w:val="1123"/>
+            </w:trPr>
+            <w:tc>
+              <w:tcPr>
+                <w:tcW w:w="1758" w:type="dxa"/>
+                <w:gridSpan w:val="2"/>
+                <w:vMerge/>
+              </w:tcPr>
+              <w:p>
+                <w:pPr>
+                  <w:jc w:val="center"/>
+                  <w:rPr>
+                    <w:rFonts w:ascii="黑体" w:eastAsia="黑体" w:hAnsi="黑体"/>
+                    <w:bCs/>
+                    <w:szCs w:val="21"/>
+                  </w:rPr>
+                </w:pPr>
+              </w:p>
+            </w:tc>
+            <w:tc>
+              <w:tcPr>
+                <w:tcW w:w="7282" w:type="dxa"/>
+                <w:gridSpan w:val="11"/>
+              </w:tcPr>
+              <w:p>
+                <w:pPr>
+                  <w:jc w:val="left"/>
+                  <w:rPr>
+                    <w:bCs/>
+                    <w:szCs w:val="21"/>
+                  </w:rPr>
+                </w:pPr>
+                <w:r>
+                  <w:rPr>
+                    <w:rFonts w:hint="eastAsia"/>
+                    <w:bCs/>
+                    <w:szCs w:val="21"/>
+                  </w:rPr>
+                  <w:t>【改正措施】</w:t>
+                </w:r>
+              </w:p>
+              <w:p>
+                <w:pPr>
+                  <w:jc w:val="left"/>
+                  <w:rPr>
+                    <w:bCs/>
+                    <w:szCs w:val="21"/>
+                  </w:rPr>
+                </w:pPr>
+                <w:r>
+                  <w:rPr>
+                    <w:bCs/>
+                    <w:szCs w:val="21"/>
+                  </w:rPr>
+                  <w:t xml:space="preserve"/>
+                </w:r>
+              </w:p>
+            </w:tc>
+          </w:tr>
+          <w:tr>
+            <w:trPr>
+              <w:trHeight w:val="567"/>
+            </w:trPr>
+            <w:tc>
+              <w:tcPr>
+                <w:tcW w:w="1758" w:type="dxa"/>
+                <w:gridSpan w:val="2"/>
+                <w:vMerge/>
+              </w:tcPr>
+              <w:p>
+                <w:pPr>
+                  <w:jc w:val="center"/>
+                  <w:rPr>
+                    <w:rFonts w:ascii="黑体" w:eastAsia="黑体" w:hAnsi="黑体"/>
+                    <w:bCs/>
+                    <w:szCs w:val="21"/>
+                  </w:rPr>
+                </w:pPr>
+              </w:p>
+            </w:tc>
+            <w:tc>
+              <w:tcPr>
+                <w:tcW w:w="1667" w:type="dxa"/>
+                <w:gridSpan w:val="2"/>
+              </w:tcPr>
+              <w:p>
+                <w:pPr>
+                  <w:jc w:val="center"/>
+                  <w:rPr>
+                    <w:rFonts w:ascii="宋体" w:hAnsi="宋体"/>
+                    <w:b/>
+                    <w:szCs w:val="21"/>
+                  </w:rPr>
+                </w:pPr>
+                <w:r>
+                  <w:rPr>
+                    <w:rFonts w:ascii="黑体" w:eastAsia="黑体" w:hAnsi="黑体" w:hint="eastAsia"/>
+                    <w:bCs/>
+                    <w:szCs w:val="21"/>
+                  </w:rPr>
+                  <w:t>开发</w:t>
+                </w:r>
+                <w:r>
+                  <w:rPr>
+                    <w:rFonts w:ascii="黑体" w:eastAsia="黑体" w:hAnsi="黑体"/>
+                    <w:bCs/>
+                    <w:szCs w:val="21"/>
+                  </w:rPr>
+                  <w:t>人员</w:t>
+                </w:r>
+              </w:p>
+            </w:tc>
+            <w:tc>
+              <w:tcPr>
+                <w:tcW w:w="1959" w:type="dxa"/>
+                <w:gridSpan w:val="4"/>
+              </w:tcPr>
+              <w:p>
+                <w:pPr>
+                  <w:jc w:val="center"/>
+                  <w:rPr>
+                    <w:rFonts w:ascii="宋体" w:hAnsi="宋体"/>
+                    <w:szCs w:val="21"/>
+                  </w:rPr>
+                </w:pPr>
+                <w:r>
+                  <w:rPr>
+                    <w:rFonts w:hint="eastAsia"/>
+                    <w:szCs w:val="21"/>
+                  </w:rPr>
+                  <w:t xml:space="preserve"/>
+                </w:r>
+              </w:p>
+            </w:tc>
+            <w:tc>
+              <w:tcPr>
+                <w:tcW w:w="1228" w:type="dxa"/>
+                <w:gridSpan w:val="2"/>
+              </w:tcPr>
+              <w:p>
+                <w:pPr>
+                  <w:jc w:val="center"/>
+                  <w:rPr>
+                    <w:rFonts w:ascii="黑体" w:eastAsia="黑体" w:hAnsi="黑体"/>
+                    <w:bCs/>
+                    <w:szCs w:val="21"/>
+                  </w:rPr>
+                </w:pPr>
+                <w:r>
+                  <w:rPr>
+                    <w:rFonts w:ascii="黑体" w:eastAsia="黑体" w:hAnsi="黑体" w:hint="eastAsia"/>
+                    <w:bCs/>
+                    <w:szCs w:val="21"/>
+                  </w:rPr>
+                  <w:t>日  期</w:t>
+                </w:r>
+              </w:p>
+            </w:tc>
+            <w:tc>
+              <w:tcPr>
+                <w:tcW w:w="2428" w:type="dxa"/>
+                <w:gridSpan w:val="3"/>
+              </w:tcPr>
+              <w:p>
+                <w:pPr>
+                  <w:jc w:val="center"/>
+                  <w:rPr>
+                    <w:rFonts w:ascii="宋体" w:hAnsi="宋体"/>
+                    <w:szCs w:val="21"/>
+                  </w:rPr>
+                </w:pPr>
+                <w:r>
+                  <w:rPr>
+                    <w:rFonts w:hint="eastAsia"/>
+                  </w:rPr>
+                  <w:t xml:space="preserve">2024-07-07</w:t>
+                </w:r>
+              </w:p>
+            </w:tc>
+          </w:tr>
+          <w:tr>
+            <w:trPr>
+              <w:trHeight w:val="1105"/>
+            </w:trPr>
+            <w:tc>
+              <w:tcPr>
+                <w:tcW w:w="1758" w:type="dxa"/>
+                <w:gridSpan w:val="2"/>
+                <w:vMerge w:val="restart"/>
+              </w:tcPr>
+              <w:p>
+                <w:pPr>
+                  <w:jc w:val="center"/>
+                  <w:rPr>
+                    <w:rFonts w:ascii="黑体" w:eastAsia="黑体" w:hAnsi="黑体"/>
+                    <w:bCs/>
+                    <w:szCs w:val="21"/>
+                  </w:rPr>
+                </w:pPr>
+                <w:r>
+                  <w:rPr>
+                    <w:rFonts w:ascii="黑体" w:eastAsia="黑体" w:hAnsi="黑体" w:hint="eastAsia"/>
+                    <w:bCs/>
+                    <w:szCs w:val="21"/>
+                  </w:rPr>
+                  <w:t>回归</w:t>
+                </w:r>
+                <w:r>
+                  <w:rPr>
+                    <w:rFonts w:ascii="黑体" w:eastAsia="黑体" w:hAnsi="黑体"/>
+                    <w:bCs/>
+                    <w:szCs w:val="21"/>
+                  </w:rPr>
+                  <w:t>验证结果</w:t>
+                </w:r>
+              </w:p>
+            </w:tc>
+            <w:tc>
+              <w:tcPr>
+                <w:tcW w:w="7282" w:type="dxa"/>
+                <w:gridSpan w:val="11"/>
+              </w:tcPr>
+              <w:p>
+                <w:pPr>
+                  <w:rPr>
+                    <w:szCs w:val="21"/>
+                  </w:rPr>
+                </w:pPr>
+                <w:r>
+                  <w:rPr>
+                    <w:rFonts w:hint="eastAsia"/>
+                    <w:szCs w:val="21"/>
+                  </w:rPr>
+                  <w:t xml:space="preserve"/>
+                </w:r>
+              </w:p>
+            </w:tc>
+          </w:tr>
+          <w:tr>
+            <w:trPr>
+              <w:trHeight w:val="567"/>
+            </w:trPr>
+            <w:tc>
+              <w:tcPr>
+                <w:tcW w:w="1758" w:type="dxa"/>
+                <w:gridSpan w:val="2"/>
+                <w:vMerge/>
+              </w:tcPr>
+              <w:p>
+                <w:pPr>
+                  <w:jc w:val="center"/>
+                  <w:rPr>
+                    <w:rFonts w:ascii="黑体" w:eastAsia="黑体" w:hAnsi="黑体"/>
+                    <w:bCs/>
+                    <w:szCs w:val="21"/>
+                  </w:rPr>
+                </w:pPr>
+              </w:p>
+            </w:tc>
+            <w:tc>
+              <w:tcPr>
+                <w:tcW w:w="1667" w:type="dxa"/>
+                <w:gridSpan w:val="2"/>
+              </w:tcPr>
+              <w:p>
+                <w:pPr>
+                  <w:jc w:val="center"/>
+                  <w:rPr>
+                    <w:rFonts w:ascii="黑体" w:eastAsia="黑体" w:hAnsi="黑体"/>
+                    <w:bCs/>
+                    <w:szCs w:val="21"/>
+                  </w:rPr>
+                </w:pPr>
+                <w:r>
+                  <w:rPr>
+                    <w:rFonts w:ascii="黑体" w:eastAsia="黑体" w:hAnsi="黑体" w:hint="eastAsia"/>
+                    <w:bCs/>
+                    <w:szCs w:val="21"/>
+                  </w:rPr>
+                  <w:t>测试</w:t>
+                </w:r>
+                <w:r>
+                  <w:rPr>
+                    <w:rFonts w:ascii="黑体" w:eastAsia="黑体" w:hAnsi="黑体"/>
+                    <w:bCs/>
+                    <w:szCs w:val="21"/>
+                  </w:rPr>
+                  <w:t>人员</w:t>
+                </w:r>
+              </w:p>
+            </w:tc>
+            <w:tc>
+              <w:tcPr>
+                <w:tcW w:w="1959" w:type="dxa"/>
+                <w:gridSpan w:val="4"/>
+              </w:tcPr>
+              <w:p>
+                <w:pPr>
+                  <w:jc w:val="center"/>
+                  <w:rPr>
+                    <w:rFonts w:ascii="宋体" w:hAnsi="宋体"/>
+                    <w:szCs w:val="21"/>
+                  </w:rPr>
+                </w:pPr>
+                <w:r>
+                  <w:rPr>
+                    <w:rFonts w:hint="eastAsia"/>
+                    <w:szCs w:val="21"/>
+                  </w:rPr>
+                  <w:t xml:space="preserve"/>
+                </w:r>
+              </w:p>
+            </w:tc>
+            <w:tc>
+              <w:tcPr>
+                <w:tcW w:w="1228" w:type="dxa"/>
+                <w:gridSpan w:val="2"/>
+              </w:tcPr>
+              <w:p>
+                <w:pPr>
+                  <w:jc w:val="center"/>
+                  <w:rPr>
+                    <w:rFonts w:ascii="黑体" w:eastAsia="黑体" w:hAnsi="黑体"/>
+                    <w:bCs/>
+                    <w:szCs w:val="21"/>
+                  </w:rPr>
+                </w:pPr>
+                <w:r>
+                  <w:rPr>
+                    <w:rFonts w:ascii="黑体" w:eastAsia="黑体" w:hAnsi="黑体" w:hint="eastAsia"/>
+                    <w:bCs/>
+                    <w:szCs w:val="21"/>
+                  </w:rPr>
+                  <w:t>日  期</w:t>
+                </w:r>
+              </w:p>
+            </w:tc>
+            <w:tc>
+              <w:tcPr>
+                <w:tcW w:w="2428" w:type="dxa"/>
+                <w:gridSpan w:val="3"/>
+              </w:tcPr>
+              <w:p>
+                <w:pPr>
+                  <w:jc w:val="center"/>
+                  <w:rPr>
+                    <w:rFonts w:ascii="宋体" w:hAnsi="宋体"/>
+                    <w:szCs w:val="21"/>
+                  </w:rPr>
+                </w:pPr>
+                <w:r>
+                  <w:rPr>
+                    <w:rFonts w:hint="eastAsia"/>
+                    <w:szCs w:val="21"/>
+                  </w:rPr>
+                  <w:t xml:space="preserve">2024-09-09</w:t>
                 </w:r>
               </w:p>
             </w:tc>
